--- a/backend-exhibits/Box to Google MyDrive Advanced Plan - Advanced Include.docx
+++ b/backend-exhibits/Box to Google MyDrive Advanced Plan - Advanced Include.docx
@@ -45,14 +45,14 @@
               <w:ind w:left="19"/>
               <w:jc w:val="center"/>
               <w:rPr>
-                <w:rFonts w:ascii="Arial" w:hAnsi="Arial" w:cs="Arial"/>
-                <w:sz w:val="21"/>
-                <w:szCs w:val="21"/>
-              </w:rPr>
-            </w:pPr>
-            <w:r>
-              <w:rPr>
-                <w:rFonts w:ascii="Arial" w:eastAsia="Arial" w:hAnsi="Arial" w:cs="Arial"/>
+                <w:rFonts w:ascii="Arial" w:hAnsi="Arial" w:cs="Arial" w:eastAsia="Arial"/>
+                <w:sz w:val="21"/>
+                <w:szCs w:val="21"/>
+              </w:rPr>
+            </w:pPr>
+            <w:r>
+              <w:rPr>
+                <w:rFonts w:ascii="Arial" w:hAnsi="Arial" w:cs="Arial" w:eastAsia="Arial"/>
                 <w:b/>
                 <w:sz w:val="21"/>
                 <w:szCs w:val="21"/>
@@ -82,14 +82,14 @@
               <w:spacing w:after="28"/>
               <w:ind w:left="3"/>
               <w:rPr>
-                <w:rFonts w:ascii="Arial" w:hAnsi="Arial" w:cs="Arial"/>
-                <w:sz w:val="21"/>
-                <w:szCs w:val="21"/>
-              </w:rPr>
-            </w:pPr>
-            <w:r>
-              <w:rPr>
-                <w:rFonts w:ascii="Arial" w:eastAsia="Arial" w:hAnsi="Arial" w:cs="Arial"/>
+                <w:rFonts w:ascii="Arial" w:hAnsi="Arial" w:cs="Arial" w:eastAsia="Arial"/>
+                <w:sz w:val="21"/>
+                <w:szCs w:val="21"/>
+              </w:rPr>
+            </w:pPr>
+            <w:r>
+              <w:rPr>
+                <w:rFonts w:ascii="Arial" w:hAnsi="Arial" w:cs="Arial" w:eastAsia="Arial"/>
                 <w:b/>
                 <w:sz w:val="21"/>
                 <w:szCs w:val="21"/>
@@ -99,7 +99,7 @@
             <w:proofErr w:type="gramStart"/>
             <w:r>
               <w:rPr>
-                <w:rFonts w:ascii="Arial" w:eastAsia="Arial" w:hAnsi="Arial" w:cs="Arial"/>
+                <w:rFonts w:ascii="Arial" w:hAnsi="Arial" w:cs="Arial" w:eastAsia="Arial"/>
                 <w:b/>
                 <w:sz w:val="21"/>
                 <w:szCs w:val="21"/>
@@ -109,7 +109,7 @@
             <w:proofErr w:type="gramEnd"/>
             <w:r>
               <w:rPr>
-                <w:rFonts w:ascii="Arial" w:eastAsia="Arial" w:hAnsi="Arial" w:cs="Arial"/>
+                <w:rFonts w:ascii="Arial" w:hAnsi="Arial" w:cs="Arial" w:eastAsia="Arial"/>
                 <w:b/>
                 <w:sz w:val="21"/>
                 <w:szCs w:val="21"/>
@@ -121,7 +121,7 @@
             <w:pPr>
               <w:ind w:left="3"/>
               <w:rPr>
-                <w:rFonts w:ascii="Arial" w:hAnsi="Arial" w:cs="Arial"/>
+                <w:rFonts w:ascii="Arial" w:hAnsi="Arial" w:cs="Arial" w:eastAsia="Arial"/>
                 <w:sz w:val="21"/>
                 <w:szCs w:val="21"/>
               </w:rPr>
@@ -129,7 +129,7 @@
             <w:proofErr w:type="spellStart"/>
             <w:r>
               <w:rPr>
-                <w:rFonts w:ascii="Arial" w:eastAsia="Arial" w:hAnsi="Arial" w:cs="Arial"/>
+                <w:rFonts w:ascii="Arial" w:hAnsi="Arial" w:cs="Arial" w:eastAsia="Arial"/>
                 <w:b/>
                 <w:sz w:val="21"/>
                 <w:szCs w:val="21"/>
@@ -139,7 +139,7 @@
             <w:proofErr w:type="spellEnd"/>
             <w:r>
               <w:rPr>
-                <w:rFonts w:ascii="Arial" w:eastAsia="Arial" w:hAnsi="Arial" w:cs="Arial"/>
+                <w:rFonts w:ascii="Arial" w:hAnsi="Arial" w:cs="Arial" w:eastAsia="Arial"/>
                 <w:b/>
                 <w:sz w:val="21"/>
                 <w:szCs w:val="21"/>
@@ -161,7 +161,7 @@
           <w:p>
             <w:pPr>
               <w:rPr>
-                <w:rFonts w:ascii="Arial" w:hAnsi="Arial" w:cs="Arial"/>
+                <w:rFonts w:ascii="Arial" w:hAnsi="Arial" w:cs="Arial" w:eastAsia="Arial"/>
                 <w:sz w:val="21"/>
                 <w:szCs w:val="21"/>
               </w:rPr>
@@ -169,7 +169,7 @@
             <w:proofErr w:type="spellStart"/>
             <w:r>
               <w:rPr>
-                <w:rFonts w:ascii="Arial" w:eastAsia="Arial" w:hAnsi="Arial" w:cs="Arial"/>
+                <w:rFonts w:ascii="Arial" w:hAnsi="Arial" w:cs="Arial" w:eastAsia="Arial"/>
                 <w:sz w:val="21"/>
                 <w:szCs w:val="21"/>
               </w:rPr>
@@ -178,7 +178,7 @@
             <w:proofErr w:type="spellEnd"/>
             <w:r>
               <w:rPr>
-                <w:rFonts w:ascii="Arial" w:eastAsia="Arial" w:hAnsi="Arial" w:cs="Arial"/>
+                <w:rFonts w:ascii="Arial" w:hAnsi="Arial" w:cs="Arial" w:eastAsia="Arial"/>
                 <w:sz w:val="21"/>
                 <w:szCs w:val="21"/>
               </w:rPr>
@@ -186,7 +186,7 @@
             </w:r>
             <w:r>
               <w:rPr>
-                <w:rFonts w:ascii="Arial" w:eastAsia="Times New Roman" w:hAnsi="Arial" w:cs="Arial"/>
+                <w:rFonts w:ascii="Arial" w:hAnsi="Arial" w:cs="Arial" w:eastAsia="Arial"/>
                 <w:sz w:val="21"/>
                 <w:szCs w:val="21"/>
               </w:rPr>
@@ -213,14 +213,14 @@
             <w:pPr>
               <w:ind w:left="3"/>
               <w:rPr>
-                <w:rFonts w:ascii="Arial" w:hAnsi="Arial" w:cs="Arial"/>
-                <w:sz w:val="21"/>
-                <w:szCs w:val="21"/>
-              </w:rPr>
-            </w:pPr>
-            <w:r>
-              <w:rPr>
-                <w:rFonts w:ascii="Arial" w:eastAsia="Arial" w:hAnsi="Arial" w:cs="Arial"/>
+                <w:rFonts w:ascii="Arial" w:hAnsi="Arial" w:cs="Arial" w:eastAsia="Arial"/>
+                <w:sz w:val="21"/>
+                <w:szCs w:val="21"/>
+              </w:rPr>
+            </w:pPr>
+            <w:r>
+              <w:rPr>
+                <w:rFonts w:ascii="Arial" w:hAnsi="Arial" w:cs="Arial" w:eastAsia="Arial"/>
                 <w:b/>
                 <w:sz w:val="21"/>
                 <w:szCs w:val="21"/>
@@ -242,14 +242,14 @@
           <w:p>
             <w:pPr>
               <w:rPr>
-                <w:rFonts w:ascii="Arial" w:hAnsi="Arial" w:cs="Arial"/>
-                <w:sz w:val="21"/>
-                <w:szCs w:val="21"/>
-              </w:rPr>
-            </w:pPr>
-            <w:r>
-              <w:rPr>
-                <w:rFonts w:ascii="Arial" w:eastAsia="Arial" w:hAnsi="Arial" w:cs="Arial"/>
+                <w:rFonts w:ascii="Arial" w:hAnsi="Arial" w:cs="Arial" w:eastAsia="Arial"/>
+                <w:sz w:val="21"/>
+                <w:szCs w:val="21"/>
+              </w:rPr>
+            </w:pPr>
+            <w:r>
+              <w:rPr>
+                <w:rFonts w:ascii="Arial" w:hAnsi="Arial" w:cs="Arial" w:eastAsia="Arial"/>
                 <w:sz w:val="21"/>
                 <w:szCs w:val="21"/>
               </w:rPr>
@@ -276,14 +276,14 @@
             <w:pPr>
               <w:ind w:left="3"/>
               <w:rPr>
-                <w:rFonts w:ascii="Arial" w:hAnsi="Arial" w:cs="Arial"/>
-                <w:sz w:val="21"/>
-                <w:szCs w:val="21"/>
-              </w:rPr>
-            </w:pPr>
-            <w:r>
-              <w:rPr>
-                <w:rFonts w:ascii="Arial" w:eastAsia="Arial" w:hAnsi="Arial" w:cs="Arial"/>
+                <w:rFonts w:ascii="Arial" w:hAnsi="Arial" w:cs="Arial" w:eastAsia="Arial"/>
+                <w:sz w:val="21"/>
+                <w:szCs w:val="21"/>
+              </w:rPr>
+            </w:pPr>
+            <w:r>
+              <w:rPr>
+                <w:rFonts w:ascii="Arial" w:hAnsi="Arial" w:cs="Arial" w:eastAsia="Arial"/>
                 <w:b/>
                 <w:sz w:val="21"/>
                 <w:szCs w:val="21"/>
@@ -306,14 +306,14 @@
             <w:pPr>
               <w:ind w:right="351"/>
               <w:rPr>
-                <w:rFonts w:ascii="Arial" w:hAnsi="Arial" w:cs="Arial"/>
-                <w:sz w:val="21"/>
-                <w:szCs w:val="21"/>
-              </w:rPr>
-            </w:pPr>
-            <w:r>
-              <w:rPr>
-                <w:rFonts w:ascii="Arial" w:eastAsia="Arial" w:hAnsi="Arial" w:cs="Arial"/>
+                <w:rFonts w:ascii="Arial" w:hAnsi="Arial" w:cs="Arial" w:eastAsia="Arial"/>
+                <w:sz w:val="21"/>
+                <w:szCs w:val="21"/>
+              </w:rPr>
+            </w:pPr>
+            <w:r>
+              <w:rPr>
+                <w:rFonts w:ascii="Arial" w:hAnsi="Arial" w:cs="Arial" w:eastAsia="Arial"/>
                 <w:sz w:val="21"/>
                 <w:szCs w:val="21"/>
               </w:rPr>
@@ -322,7 +322,7 @@
             <w:proofErr w:type="spellStart"/>
             <w:r>
               <w:rPr>
-                <w:rFonts w:ascii="Arial" w:eastAsia="Arial" w:hAnsi="Arial" w:cs="Arial"/>
+                <w:rFonts w:ascii="Arial" w:hAnsi="Arial" w:cs="Arial" w:eastAsia="Arial"/>
                 <w:sz w:val="21"/>
                 <w:szCs w:val="21"/>
               </w:rPr>
@@ -331,7 +331,7 @@
             <w:proofErr w:type="spellEnd"/>
             <w:r>
               <w:rPr>
-                <w:rFonts w:ascii="Arial" w:eastAsia="Arial" w:hAnsi="Arial" w:cs="Arial"/>
+                <w:rFonts w:ascii="Arial" w:hAnsi="Arial" w:cs="Arial" w:eastAsia="Arial"/>
                 <w:sz w:val="21"/>
                 <w:szCs w:val="21"/>
               </w:rPr>
@@ -358,14 +358,14 @@
             <w:pPr>
               <w:ind w:left="3"/>
               <w:rPr>
-                <w:rFonts w:ascii="Arial" w:hAnsi="Arial" w:cs="Arial"/>
-                <w:sz w:val="21"/>
-                <w:szCs w:val="21"/>
-              </w:rPr>
-            </w:pPr>
-            <w:r>
-              <w:rPr>
-                <w:rFonts w:ascii="Arial" w:eastAsia="Arial" w:hAnsi="Arial" w:cs="Arial"/>
+                <w:rFonts w:ascii="Arial" w:hAnsi="Arial" w:cs="Arial" w:eastAsia="Arial"/>
+                <w:sz w:val="21"/>
+                <w:szCs w:val="21"/>
+              </w:rPr>
+            </w:pPr>
+            <w:r>
+              <w:rPr>
+                <w:rFonts w:ascii="Arial" w:hAnsi="Arial" w:cs="Arial" w:eastAsia="Arial"/>
                 <w:b/>
                 <w:sz w:val="21"/>
                 <w:szCs w:val="21"/>
@@ -387,7 +387,7 @@
           <w:p>
             <w:pPr>
               <w:rPr>
-                <w:rFonts w:ascii="Arial" w:hAnsi="Arial" w:cs="Arial"/>
+                <w:rFonts w:ascii="Arial" w:hAnsi="Arial" w:cs="Arial" w:eastAsia="Arial"/>
                 <w:sz w:val="21"/>
                 <w:szCs w:val="21"/>
               </w:rPr>
@@ -395,7 +395,7 @@
             <w:proofErr w:type="spellStart"/>
             <w:r>
               <w:rPr>
-                <w:rFonts w:ascii="Arial" w:eastAsia="Arial" w:hAnsi="Arial" w:cs="Arial"/>
+                <w:rFonts w:ascii="Arial" w:hAnsi="Arial" w:cs="Arial" w:eastAsia="Arial"/>
                 <w:sz w:val="21"/>
                 <w:szCs w:val="21"/>
               </w:rPr>
@@ -404,7 +404,7 @@
             <w:proofErr w:type="spellEnd"/>
             <w:r>
               <w:rPr>
-                <w:rFonts w:ascii="Arial" w:eastAsia="Arial" w:hAnsi="Arial" w:cs="Arial"/>
+                <w:rFonts w:ascii="Arial" w:hAnsi="Arial" w:cs="Arial" w:eastAsia="Arial"/>
                 <w:sz w:val="21"/>
                 <w:szCs w:val="21"/>
               </w:rPr>
@@ -431,14 +431,14 @@
             <w:pPr>
               <w:ind w:left="3"/>
               <w:rPr>
-                <w:rFonts w:ascii="Arial" w:hAnsi="Arial" w:cs="Arial"/>
-                <w:sz w:val="21"/>
-                <w:szCs w:val="21"/>
-              </w:rPr>
-            </w:pPr>
-            <w:r>
-              <w:rPr>
-                <w:rFonts w:ascii="Arial" w:eastAsia="Arial" w:hAnsi="Arial" w:cs="Arial"/>
+                <w:rFonts w:ascii="Arial" w:hAnsi="Arial" w:cs="Arial" w:eastAsia="Arial"/>
+                <w:sz w:val="21"/>
+                <w:szCs w:val="21"/>
+              </w:rPr>
+            </w:pPr>
+            <w:r>
+              <w:rPr>
+                <w:rFonts w:ascii="Arial" w:hAnsi="Arial" w:cs="Arial" w:eastAsia="Arial"/>
                 <w:b/>
                 <w:sz w:val="21"/>
                 <w:szCs w:val="21"/>
@@ -460,14 +460,14 @@
           <w:p>
             <w:pPr>
               <w:rPr>
-                <w:rFonts w:ascii="Arial" w:hAnsi="Arial" w:cs="Arial"/>
-                <w:sz w:val="21"/>
-                <w:szCs w:val="21"/>
-              </w:rPr>
-            </w:pPr>
-            <w:r>
-              <w:rPr>
-                <w:rFonts w:ascii="Arial" w:eastAsia="Arial" w:hAnsi="Arial" w:cs="Arial"/>
+                <w:rFonts w:ascii="Arial" w:hAnsi="Arial" w:cs="Arial" w:eastAsia="Arial"/>
+                <w:sz w:val="21"/>
+                <w:szCs w:val="21"/>
+              </w:rPr>
+            </w:pPr>
+            <w:r>
+              <w:rPr>
+                <w:rFonts w:ascii="Arial" w:hAnsi="Arial" w:cs="Arial" w:eastAsia="Arial"/>
                 <w:sz w:val="21"/>
                 <w:szCs w:val="21"/>
               </w:rPr>
@@ -494,14 +494,14 @@
             <w:pPr>
               <w:ind w:left="3"/>
               <w:rPr>
-                <w:rFonts w:ascii="Arial" w:hAnsi="Arial" w:cs="Arial"/>
-                <w:sz w:val="21"/>
-                <w:szCs w:val="21"/>
-              </w:rPr>
-            </w:pPr>
-            <w:r>
-              <w:rPr>
-                <w:rFonts w:ascii="Arial" w:eastAsia="Arial" w:hAnsi="Arial" w:cs="Arial"/>
+                <w:rFonts w:ascii="Arial" w:hAnsi="Arial" w:cs="Arial" w:eastAsia="Arial"/>
+                <w:sz w:val="21"/>
+                <w:szCs w:val="21"/>
+              </w:rPr>
+            </w:pPr>
+            <w:r>
+              <w:rPr>
+                <w:rFonts w:ascii="Arial" w:hAnsi="Arial" w:cs="Arial" w:eastAsia="Arial"/>
                 <w:b/>
                 <w:sz w:val="21"/>
                 <w:szCs w:val="21"/>
@@ -523,7 +523,7 @@
           <w:p>
             <w:pPr>
               <w:rPr>
-                <w:rFonts w:ascii="Arial" w:hAnsi="Arial" w:cs="Arial"/>
+                <w:rFonts w:ascii="Arial" w:hAnsi="Arial" w:cs="Arial" w:eastAsia="Arial"/>
                 <w:sz w:val="21"/>
                 <w:szCs w:val="21"/>
               </w:rPr>
@@ -531,7 +531,7 @@
             <w:proofErr w:type="spellStart"/>
             <w:r>
               <w:rPr>
-                <w:rFonts w:ascii="Arial" w:eastAsia="Arial" w:hAnsi="Arial" w:cs="Arial"/>
+                <w:rFonts w:ascii="Arial" w:hAnsi="Arial" w:cs="Arial" w:eastAsia="Arial"/>
                 <w:sz w:val="21"/>
                 <w:szCs w:val="21"/>
               </w:rPr>
@@ -540,7 +540,7 @@
             <w:proofErr w:type="spellEnd"/>
             <w:r>
               <w:rPr>
-                <w:rFonts w:ascii="Arial" w:eastAsia="Arial" w:hAnsi="Arial" w:cs="Arial"/>
+                <w:rFonts w:ascii="Arial" w:hAnsi="Arial" w:cs="Arial" w:eastAsia="Arial"/>
                 <w:sz w:val="21"/>
                 <w:szCs w:val="21"/>
               </w:rPr>
@@ -567,14 +567,14 @@
             <w:pPr>
               <w:ind w:left="3"/>
               <w:rPr>
-                <w:rFonts w:ascii="Arial" w:hAnsi="Arial" w:cs="Arial"/>
-                <w:sz w:val="21"/>
-                <w:szCs w:val="21"/>
-              </w:rPr>
-            </w:pPr>
-            <w:r>
-              <w:rPr>
-                <w:rFonts w:ascii="Arial" w:eastAsia="Arial" w:hAnsi="Arial" w:cs="Arial"/>
+                <w:rFonts w:ascii="Arial" w:hAnsi="Arial" w:cs="Arial" w:eastAsia="Arial"/>
+                <w:sz w:val="21"/>
+                <w:szCs w:val="21"/>
+              </w:rPr>
+            </w:pPr>
+            <w:r>
+              <w:rPr>
+                <w:rFonts w:ascii="Arial" w:hAnsi="Arial" w:cs="Arial" w:eastAsia="Arial"/>
                 <w:b/>
                 <w:sz w:val="21"/>
                 <w:szCs w:val="21"/>
@@ -596,7 +596,7 @@
           <w:p>
             <w:pPr>
               <w:rPr>
-                <w:rFonts w:ascii="Arial" w:hAnsi="Arial" w:cs="Arial"/>
+                <w:rFonts w:ascii="Arial" w:hAnsi="Arial" w:cs="Arial" w:eastAsia="Arial"/>
                 <w:sz w:val="21"/>
                 <w:szCs w:val="21"/>
               </w:rPr>
@@ -604,7 +604,7 @@
             <w:proofErr w:type="spellStart"/>
             <w:r>
               <w:rPr>
-                <w:rFonts w:ascii="Arial" w:eastAsia="Arial" w:hAnsi="Arial" w:cs="Arial"/>
+                <w:rFonts w:ascii="Arial" w:hAnsi="Arial" w:cs="Arial" w:eastAsia="Arial"/>
                 <w:sz w:val="21"/>
                 <w:szCs w:val="21"/>
               </w:rPr>
@@ -613,7 +613,7 @@
             <w:proofErr w:type="spellEnd"/>
             <w:r>
               <w:rPr>
-                <w:rFonts w:ascii="Arial" w:eastAsia="Arial" w:hAnsi="Arial" w:cs="Arial"/>
+                <w:rFonts w:ascii="Arial" w:hAnsi="Arial" w:cs="Arial" w:eastAsia="Arial"/>
                 <w:sz w:val="21"/>
                 <w:szCs w:val="21"/>
               </w:rPr>
@@ -640,14 +640,14 @@
             <w:pPr>
               <w:ind w:left="3"/>
               <w:rPr>
-                <w:rFonts w:ascii="Arial" w:hAnsi="Arial" w:cs="Arial"/>
-                <w:sz w:val="21"/>
-                <w:szCs w:val="21"/>
-              </w:rPr>
-            </w:pPr>
-            <w:r>
-              <w:rPr>
-                <w:rFonts w:ascii="Arial" w:eastAsia="Arial" w:hAnsi="Arial" w:cs="Arial"/>
+                <w:rFonts w:ascii="Arial" w:hAnsi="Arial" w:cs="Arial" w:eastAsia="Arial"/>
+                <w:sz w:val="21"/>
+                <w:szCs w:val="21"/>
+              </w:rPr>
+            </w:pPr>
+            <w:r>
+              <w:rPr>
+                <w:rFonts w:ascii="Arial" w:hAnsi="Arial" w:cs="Arial" w:eastAsia="Arial"/>
                 <w:b/>
                 <w:sz w:val="21"/>
                 <w:szCs w:val="21"/>
@@ -669,7 +669,7 @@
           <w:p>
             <w:pPr>
               <w:rPr>
-                <w:rFonts w:ascii="Arial" w:hAnsi="Arial" w:cs="Arial"/>
+                <w:rFonts w:ascii="Arial" w:hAnsi="Arial" w:cs="Arial" w:eastAsia="Arial"/>
                 <w:sz w:val="21"/>
                 <w:szCs w:val="21"/>
               </w:rPr>
@@ -677,7 +677,7 @@
             <w:proofErr w:type="spellStart"/>
             <w:r>
               <w:rPr>
-                <w:rFonts w:ascii="Arial" w:eastAsia="Arial" w:hAnsi="Arial" w:cs="Arial"/>
+                <w:rFonts w:ascii="Arial" w:hAnsi="Arial" w:cs="Arial" w:eastAsia="Arial"/>
                 <w:sz w:val="21"/>
                 <w:szCs w:val="21"/>
               </w:rPr>
@@ -686,7 +686,7 @@
             <w:proofErr w:type="spellEnd"/>
             <w:r>
               <w:rPr>
-                <w:rFonts w:ascii="Arial" w:eastAsia="Arial" w:hAnsi="Arial" w:cs="Arial"/>
+                <w:rFonts w:ascii="Arial" w:hAnsi="Arial" w:cs="Arial" w:eastAsia="Arial"/>
                 <w:sz w:val="21"/>
                 <w:szCs w:val="21"/>
               </w:rPr>
@@ -714,14 +714,14 @@
             <w:pPr>
               <w:ind w:left="3"/>
               <w:rPr>
-                <w:rFonts w:ascii="Arial" w:hAnsi="Arial" w:cs="Arial"/>
-                <w:sz w:val="21"/>
-                <w:szCs w:val="21"/>
-              </w:rPr>
-            </w:pPr>
-            <w:r>
-              <w:rPr>
-                <w:rFonts w:ascii="Arial" w:eastAsia="Arial" w:hAnsi="Arial" w:cs="Arial"/>
+                <w:rFonts w:ascii="Arial" w:hAnsi="Arial" w:cs="Arial" w:eastAsia="Arial"/>
+                <w:sz w:val="21"/>
+                <w:szCs w:val="21"/>
+              </w:rPr>
+            </w:pPr>
+            <w:r>
+              <w:rPr>
+                <w:rFonts w:ascii="Arial" w:hAnsi="Arial" w:cs="Arial" w:eastAsia="Arial"/>
                 <w:b/>
                 <w:sz w:val="21"/>
                 <w:szCs w:val="21"/>
@@ -743,7 +743,7 @@
           <w:p>
             <w:pPr>
               <w:rPr>
-                <w:rFonts w:ascii="Arial" w:hAnsi="Arial" w:cs="Arial"/>
+                <w:rFonts w:ascii="Arial" w:hAnsi="Arial" w:cs="Arial" w:eastAsia="Arial"/>
                 <w:sz w:val="21"/>
                 <w:szCs w:val="21"/>
               </w:rPr>
@@ -751,7 +751,7 @@
             <w:proofErr w:type="spellStart"/>
             <w:r>
               <w:rPr>
-                <w:rFonts w:ascii="Arial" w:eastAsia="Arial" w:hAnsi="Arial" w:cs="Arial"/>
+                <w:rFonts w:ascii="Arial" w:hAnsi="Arial" w:cs="Arial" w:eastAsia="Arial"/>
                 <w:sz w:val="21"/>
                 <w:szCs w:val="21"/>
               </w:rPr>
@@ -760,7 +760,7 @@
             <w:proofErr w:type="spellEnd"/>
             <w:r>
               <w:rPr>
-                <w:rFonts w:ascii="Arial" w:eastAsia="Arial" w:hAnsi="Arial" w:cs="Arial"/>
+                <w:rFonts w:ascii="Arial" w:hAnsi="Arial" w:cs="Arial" w:eastAsia="Arial"/>
                 <w:sz w:val="21"/>
                 <w:szCs w:val="21"/>
               </w:rPr>
@@ -787,14 +787,14 @@
             <w:pPr>
               <w:ind w:left="3"/>
               <w:rPr>
-                <w:rFonts w:ascii="Arial" w:hAnsi="Arial" w:cs="Arial"/>
-                <w:sz w:val="21"/>
-                <w:szCs w:val="21"/>
-              </w:rPr>
-            </w:pPr>
-            <w:r>
-              <w:rPr>
-                <w:rFonts w:ascii="Arial" w:eastAsia="Arial" w:hAnsi="Arial" w:cs="Arial"/>
+                <w:rFonts w:ascii="Arial" w:hAnsi="Arial" w:cs="Arial" w:eastAsia="Arial"/>
+                <w:sz w:val="21"/>
+                <w:szCs w:val="21"/>
+              </w:rPr>
+            </w:pPr>
+            <w:r>
+              <w:rPr>
+                <w:rFonts w:ascii="Arial" w:hAnsi="Arial" w:cs="Arial" w:eastAsia="Arial"/>
                 <w:b/>
                 <w:sz w:val="21"/>
                 <w:szCs w:val="21"/>
@@ -816,7 +816,7 @@
           <w:p>
             <w:pPr>
               <w:rPr>
-                <w:rFonts w:ascii="Arial" w:hAnsi="Arial" w:cs="Arial"/>
+                <w:rFonts w:ascii="Arial" w:hAnsi="Arial" w:cs="Arial" w:eastAsia="Arial"/>
                 <w:sz w:val="21"/>
                 <w:szCs w:val="21"/>
               </w:rPr>
@@ -824,7 +824,7 @@
             <w:proofErr w:type="spellStart"/>
             <w:r>
               <w:rPr>
-                <w:rFonts w:ascii="Arial" w:eastAsia="Arial" w:hAnsi="Arial" w:cs="Arial"/>
+                <w:rFonts w:ascii="Arial" w:hAnsi="Arial" w:cs="Arial" w:eastAsia="Arial"/>
                 <w:sz w:val="21"/>
                 <w:szCs w:val="21"/>
               </w:rPr>
@@ -833,7 +833,7 @@
             <w:proofErr w:type="spellEnd"/>
             <w:r>
               <w:rPr>
-                <w:rFonts w:ascii="Arial" w:eastAsia="Arial" w:hAnsi="Arial" w:cs="Arial"/>
+                <w:rFonts w:ascii="Arial" w:hAnsi="Arial" w:cs="Arial" w:eastAsia="Arial"/>
                 <w:sz w:val="21"/>
                 <w:szCs w:val="21"/>
               </w:rPr>
@@ -842,7 +842,7 @@
             <w:proofErr w:type="gramStart"/>
             <w:r>
               <w:rPr>
-                <w:rFonts w:ascii="Arial" w:eastAsia="Arial" w:hAnsi="Arial" w:cs="Arial"/>
+                <w:rFonts w:ascii="Arial" w:hAnsi="Arial" w:cs="Arial" w:eastAsia="Arial"/>
                 <w:sz w:val="21"/>
                 <w:szCs w:val="21"/>
               </w:rPr>
@@ -851,7 +851,7 @@
             <w:proofErr w:type="gramEnd"/>
             <w:r>
               <w:rPr>
-                <w:rFonts w:ascii="Arial" w:eastAsia="Arial" w:hAnsi="Arial" w:cs="Arial"/>
+                <w:rFonts w:ascii="Arial" w:hAnsi="Arial" w:cs="Arial" w:eastAsia="Arial"/>
                 <w:sz w:val="21"/>
                 <w:szCs w:val="21"/>
               </w:rPr>
@@ -878,14 +878,14 @@
             <w:pPr>
               <w:ind w:left="3"/>
               <w:rPr>
-                <w:rFonts w:ascii="Arial" w:hAnsi="Arial" w:cs="Arial"/>
-                <w:sz w:val="21"/>
-                <w:szCs w:val="21"/>
-              </w:rPr>
-            </w:pPr>
-            <w:r>
-              <w:rPr>
-                <w:rFonts w:ascii="Arial" w:eastAsia="Arial" w:hAnsi="Arial" w:cs="Arial"/>
+                <w:rFonts w:ascii="Arial" w:hAnsi="Arial" w:cs="Arial" w:eastAsia="Arial"/>
+                <w:sz w:val="21"/>
+                <w:szCs w:val="21"/>
+              </w:rPr>
+            </w:pPr>
+            <w:r>
+              <w:rPr>
+                <w:rFonts w:ascii="Arial" w:hAnsi="Arial" w:cs="Arial" w:eastAsia="Arial"/>
                 <w:b/>
                 <w:sz w:val="21"/>
                 <w:szCs w:val="21"/>
@@ -907,7 +907,7 @@
           <w:p>
             <w:pPr>
               <w:rPr>
-                <w:rFonts w:ascii="Arial" w:hAnsi="Arial" w:cs="Arial"/>
+                <w:rFonts w:ascii="Arial" w:hAnsi="Arial" w:cs="Arial" w:eastAsia="Arial"/>
                 <w:sz w:val="21"/>
                 <w:szCs w:val="21"/>
               </w:rPr>
@@ -915,7 +915,7 @@
             <w:proofErr w:type="spellStart"/>
             <w:r>
               <w:rPr>
-                <w:rFonts w:ascii="Arial" w:eastAsia="Arial" w:hAnsi="Arial" w:cs="Arial"/>
+                <w:rFonts w:ascii="Arial" w:hAnsi="Arial" w:cs="Arial" w:eastAsia="Arial"/>
                 <w:sz w:val="21"/>
                 <w:szCs w:val="21"/>
               </w:rPr>
@@ -924,7 +924,7 @@
             <w:proofErr w:type="spellEnd"/>
             <w:r>
               <w:rPr>
-                <w:rFonts w:ascii="Arial" w:eastAsia="Arial" w:hAnsi="Arial" w:cs="Arial"/>
+                <w:rFonts w:ascii="Arial" w:hAnsi="Arial" w:cs="Arial" w:eastAsia="Arial"/>
                 <w:sz w:val="21"/>
                 <w:szCs w:val="21"/>
               </w:rPr>
@@ -951,14 +951,14 @@
             <w:pPr>
               <w:ind w:left="3"/>
               <w:rPr>
-                <w:rFonts w:ascii="Arial" w:hAnsi="Arial" w:cs="Arial"/>
-                <w:sz w:val="21"/>
-                <w:szCs w:val="21"/>
-              </w:rPr>
-            </w:pPr>
-            <w:r>
-              <w:rPr>
-                <w:rFonts w:ascii="Arial" w:eastAsia="Arial" w:hAnsi="Arial" w:cs="Arial"/>
+                <w:rFonts w:ascii="Arial" w:hAnsi="Arial" w:cs="Arial" w:eastAsia="Arial"/>
+                <w:sz w:val="21"/>
+                <w:szCs w:val="21"/>
+              </w:rPr>
+            </w:pPr>
+            <w:r>
+              <w:rPr>
+                <w:rFonts w:ascii="Arial" w:hAnsi="Arial" w:cs="Arial" w:eastAsia="Arial"/>
                 <w:b/>
                 <w:sz w:val="21"/>
                 <w:szCs w:val="21"/>
@@ -980,14 +980,14 @@
           <w:p>
             <w:pPr>
               <w:rPr>
-                <w:rFonts w:ascii="Arial" w:hAnsi="Arial" w:cs="Arial"/>
-                <w:sz w:val="21"/>
-                <w:szCs w:val="21"/>
-              </w:rPr>
-            </w:pPr>
-            <w:r>
-              <w:rPr>
-                <w:rFonts w:ascii="Arial" w:eastAsia="Arial" w:hAnsi="Arial" w:cs="Arial"/>
+                <w:rFonts w:ascii="Arial" w:hAnsi="Arial" w:cs="Arial" w:eastAsia="Arial"/>
+                <w:sz w:val="21"/>
+                <w:szCs w:val="21"/>
+              </w:rPr>
+            </w:pPr>
+            <w:r>
+              <w:rPr>
+                <w:rFonts w:ascii="Arial" w:hAnsi="Arial" w:cs="Arial" w:eastAsia="Arial"/>
                 <w:sz w:val="21"/>
                 <w:szCs w:val="21"/>
               </w:rPr>
@@ -1014,14 +1014,14 @@
             <w:pPr>
               <w:ind w:left="3"/>
               <w:rPr>
-                <w:rFonts w:ascii="Arial" w:hAnsi="Arial" w:cs="Arial"/>
-                <w:sz w:val="21"/>
-                <w:szCs w:val="21"/>
-              </w:rPr>
-            </w:pPr>
-            <w:r>
-              <w:rPr>
-                <w:rFonts w:ascii="Arial" w:eastAsia="Arial" w:hAnsi="Arial" w:cs="Arial"/>
+                <w:rFonts w:ascii="Arial" w:hAnsi="Arial" w:cs="Arial" w:eastAsia="Arial"/>
+                <w:sz w:val="21"/>
+                <w:szCs w:val="21"/>
+              </w:rPr>
+            </w:pPr>
+            <w:r>
+              <w:rPr>
+                <w:rFonts w:ascii="Arial" w:hAnsi="Arial" w:cs="Arial" w:eastAsia="Arial"/>
                 <w:b/>
                 <w:sz w:val="21"/>
                 <w:szCs w:val="21"/>
@@ -1043,14 +1043,14 @@
           <w:p>
             <w:pPr>
               <w:rPr>
-                <w:rFonts w:ascii="Arial" w:hAnsi="Arial" w:cs="Arial"/>
-                <w:sz w:val="21"/>
-                <w:szCs w:val="21"/>
-              </w:rPr>
-            </w:pPr>
-            <w:r>
-              <w:rPr>
-                <w:rFonts w:ascii="Arial" w:eastAsia="Arial" w:hAnsi="Arial" w:cs="Arial"/>
+                <w:rFonts w:ascii="Arial" w:hAnsi="Arial" w:cs="Arial" w:eastAsia="Arial"/>
+                <w:sz w:val="21"/>
+                <w:szCs w:val="21"/>
+              </w:rPr>
+            </w:pPr>
+            <w:r>
+              <w:rPr>
+                <w:rFonts w:ascii="Arial" w:hAnsi="Arial" w:cs="Arial" w:eastAsia="Arial"/>
                 <w:sz w:val="21"/>
                 <w:szCs w:val="21"/>
               </w:rPr>
@@ -1077,14 +1077,14 @@
             <w:pPr>
               <w:ind w:left="3"/>
               <w:rPr>
-                <w:rFonts w:ascii="Arial" w:hAnsi="Arial" w:cs="Arial"/>
-                <w:sz w:val="21"/>
-                <w:szCs w:val="21"/>
-              </w:rPr>
-            </w:pPr>
-            <w:r>
-              <w:rPr>
-                <w:rFonts w:ascii="Arial" w:eastAsia="Arial" w:hAnsi="Arial" w:cs="Arial"/>
+                <w:rFonts w:ascii="Arial" w:hAnsi="Arial" w:cs="Arial" w:eastAsia="Arial"/>
+                <w:sz w:val="21"/>
+                <w:szCs w:val="21"/>
+              </w:rPr>
+            </w:pPr>
+            <w:r>
+              <w:rPr>
+                <w:rFonts w:ascii="Arial" w:hAnsi="Arial" w:cs="Arial" w:eastAsia="Arial"/>
                 <w:b/>
                 <w:sz w:val="21"/>
                 <w:szCs w:val="21"/>
@@ -1106,14 +1106,14 @@
           <w:p>
             <w:pPr>
               <w:rPr>
-                <w:rFonts w:ascii="Arial" w:hAnsi="Arial" w:cs="Arial"/>
-                <w:sz w:val="21"/>
-                <w:szCs w:val="21"/>
-              </w:rPr>
-            </w:pPr>
-            <w:r>
-              <w:rPr>
-                <w:rFonts w:ascii="Arial" w:eastAsia="Arial" w:hAnsi="Arial" w:cs="Arial"/>
+                <w:rFonts w:ascii="Arial" w:hAnsi="Arial" w:cs="Arial" w:eastAsia="Arial"/>
+                <w:sz w:val="21"/>
+                <w:szCs w:val="21"/>
+              </w:rPr>
+            </w:pPr>
+            <w:r>
+              <w:rPr>
+                <w:rFonts w:ascii="Arial" w:hAnsi="Arial" w:cs="Arial" w:eastAsia="Arial"/>
                 <w:sz w:val="21"/>
                 <w:szCs w:val="21"/>
               </w:rPr>
@@ -1140,14 +1140,14 @@
             <w:pPr>
               <w:ind w:left="3"/>
               <w:rPr>
-                <w:rFonts w:ascii="Arial" w:hAnsi="Arial" w:cs="Arial"/>
-                <w:sz w:val="21"/>
-                <w:szCs w:val="21"/>
-              </w:rPr>
-            </w:pPr>
-            <w:r>
-              <w:rPr>
-                <w:rFonts w:ascii="Arial" w:eastAsia="Arial" w:hAnsi="Arial" w:cs="Arial"/>
+                <w:rFonts w:ascii="Arial" w:hAnsi="Arial" w:cs="Arial" w:eastAsia="Arial"/>
+                <w:sz w:val="21"/>
+                <w:szCs w:val="21"/>
+              </w:rPr>
+            </w:pPr>
+            <w:r>
+              <w:rPr>
+                <w:rFonts w:ascii="Arial" w:hAnsi="Arial" w:cs="Arial" w:eastAsia="Arial"/>
                 <w:b/>
                 <w:sz w:val="21"/>
                 <w:szCs w:val="21"/>
@@ -1169,14 +1169,14 @@
           <w:p>
             <w:pPr>
               <w:rPr>
-                <w:rFonts w:ascii="Arial" w:hAnsi="Arial" w:cs="Arial"/>
-                <w:sz w:val="21"/>
-                <w:szCs w:val="21"/>
-              </w:rPr>
-            </w:pPr>
-            <w:r>
-              <w:rPr>
-                <w:rFonts w:ascii="Arial" w:eastAsia="Arial" w:hAnsi="Arial" w:cs="Arial"/>
+                <w:rFonts w:ascii="Arial" w:hAnsi="Arial" w:cs="Arial" w:eastAsia="Arial"/>
+                <w:sz w:val="21"/>
+                <w:szCs w:val="21"/>
+              </w:rPr>
+            </w:pPr>
+            <w:r>
+              <w:rPr>
+                <w:rFonts w:ascii="Arial" w:hAnsi="Arial" w:cs="Arial" w:eastAsia="Arial"/>
                 <w:sz w:val="21"/>
                 <w:szCs w:val="21"/>
               </w:rPr>
@@ -1203,14 +1203,14 @@
             <w:pPr>
               <w:ind w:left="3"/>
               <w:rPr>
-                <w:rFonts w:ascii="Arial" w:hAnsi="Arial" w:cs="Arial"/>
-                <w:sz w:val="21"/>
-                <w:szCs w:val="21"/>
-              </w:rPr>
-            </w:pPr>
-            <w:r>
-              <w:rPr>
-                <w:rFonts w:ascii="Arial" w:eastAsia="Arial" w:hAnsi="Arial" w:cs="Arial"/>
+                <w:rFonts w:ascii="Arial" w:hAnsi="Arial" w:cs="Arial" w:eastAsia="Arial"/>
+                <w:sz w:val="21"/>
+                <w:szCs w:val="21"/>
+              </w:rPr>
+            </w:pPr>
+            <w:r>
+              <w:rPr>
+                <w:rFonts w:ascii="Arial" w:hAnsi="Arial" w:cs="Arial" w:eastAsia="Arial"/>
                 <w:b/>
                 <w:sz w:val="21"/>
                 <w:szCs w:val="21"/>
@@ -1232,14 +1232,14 @@
           <w:p>
             <w:pPr>
               <w:rPr>
-                <w:rFonts w:ascii="Arial" w:hAnsi="Arial" w:cs="Arial"/>
-                <w:sz w:val="21"/>
-                <w:szCs w:val="21"/>
-              </w:rPr>
-            </w:pPr>
-            <w:r>
-              <w:rPr>
-                <w:rFonts w:ascii="Arial" w:eastAsia="Arial" w:hAnsi="Arial" w:cs="Arial"/>
+                <w:rFonts w:ascii="Arial" w:hAnsi="Arial" w:cs="Arial" w:eastAsia="Arial"/>
+                <w:sz w:val="21"/>
+                <w:szCs w:val="21"/>
+              </w:rPr>
+            </w:pPr>
+            <w:r>
+              <w:rPr>
+                <w:rFonts w:ascii="Arial" w:hAnsi="Arial" w:cs="Arial" w:eastAsia="Arial"/>
                 <w:sz w:val="21"/>
                 <w:szCs w:val="21"/>
               </w:rPr>
@@ -1266,14 +1266,14 @@
             <w:pPr>
               <w:ind w:left="3"/>
               <w:rPr>
-                <w:rFonts w:ascii="Arial" w:hAnsi="Arial" w:cs="Arial"/>
-                <w:sz w:val="21"/>
-                <w:szCs w:val="21"/>
-              </w:rPr>
-            </w:pPr>
-            <w:r>
-              <w:rPr>
-                <w:rFonts w:ascii="Arial" w:eastAsia="Arial" w:hAnsi="Arial" w:cs="Arial"/>
+                <w:rFonts w:ascii="Arial" w:hAnsi="Arial" w:cs="Arial" w:eastAsia="Arial"/>
+                <w:sz w:val="21"/>
+                <w:szCs w:val="21"/>
+              </w:rPr>
+            </w:pPr>
+            <w:r>
+              <w:rPr>
+                <w:rFonts w:ascii="Arial" w:hAnsi="Arial" w:cs="Arial" w:eastAsia="Arial"/>
                 <w:b/>
                 <w:sz w:val="21"/>
                 <w:szCs w:val="21"/>
@@ -1296,14 +1296,14 @@
           <w:p>
             <w:pPr>
               <w:rPr>
-                <w:rFonts w:ascii="Arial" w:hAnsi="Arial" w:cs="Arial"/>
-                <w:sz w:val="21"/>
-                <w:szCs w:val="21"/>
-              </w:rPr>
-            </w:pPr>
-            <w:r>
-              <w:rPr>
-                <w:rFonts w:ascii="Arial" w:eastAsia="Arial" w:hAnsi="Arial" w:cs="Arial"/>
+                <w:rFonts w:ascii="Arial" w:hAnsi="Arial" w:cs="Arial" w:eastAsia="Arial"/>
+                <w:sz w:val="21"/>
+                <w:szCs w:val="21"/>
+              </w:rPr>
+            </w:pPr>
+            <w:r>
+              <w:rPr>
+                <w:rFonts w:ascii="Arial" w:hAnsi="Arial" w:cs="Arial" w:eastAsia="Arial"/>
                 <w:sz w:val="21"/>
                 <w:szCs w:val="21"/>
               </w:rPr>
@@ -1357,7 +1357,7 @@
             </w:pPr>
             <w:r>
               <w:rPr>
-                <w:rFonts w:ascii="Arial" w:eastAsia="Arial" w:hAnsi="Arial" w:cs="Arial"/>
+                <w:rFonts w:ascii="Arial" w:hAnsi="Arial" w:cs="Arial" w:eastAsia="Arial"/>
                 <w:b/>
                 <w:sz w:val="21"/>
               </w:rPr>
@@ -1386,7 +1386,7 @@
             </w:pPr>
             <w:r>
               <w:rPr>
-                <w:rFonts w:ascii="Arial" w:eastAsia="Arial" w:hAnsi="Arial" w:cs="Arial"/>
+                <w:rFonts w:ascii="Arial" w:hAnsi="Arial" w:cs="Arial" w:eastAsia="Arial"/>
                 <w:b/>
                 <w:sz w:val="21"/>
               </w:rPr>
@@ -1395,7 +1395,7 @@
             <w:proofErr w:type="gramStart"/>
             <w:r>
               <w:rPr>
-                <w:rFonts w:ascii="Arial" w:eastAsia="Arial" w:hAnsi="Arial" w:cs="Arial"/>
+                <w:rFonts w:ascii="Arial" w:hAnsi="Arial" w:cs="Arial" w:eastAsia="Arial"/>
                 <w:b/>
                 <w:sz w:val="21"/>
               </w:rPr>
@@ -1404,7 +1404,7 @@
             <w:proofErr w:type="gramEnd"/>
             <w:r>
               <w:rPr>
-                <w:rFonts w:ascii="Arial" w:eastAsia="Arial" w:hAnsi="Arial" w:cs="Arial"/>
+                <w:rFonts w:ascii="Arial" w:hAnsi="Arial" w:cs="Arial" w:eastAsia="Arial"/>
                 <w:b/>
                 <w:sz w:val="21"/>
               </w:rPr>
@@ -1418,7 +1418,7 @@
             <w:proofErr w:type="spellStart"/>
             <w:r>
               <w:rPr>
-                <w:rFonts w:ascii="Arial" w:eastAsia="Arial" w:hAnsi="Arial" w:cs="Arial"/>
+                <w:rFonts w:ascii="Arial" w:hAnsi="Arial" w:cs="Arial" w:eastAsia="Arial"/>
                 <w:b/>
                 <w:sz w:val="21"/>
               </w:rPr>
@@ -1427,7 +1427,7 @@
             <w:proofErr w:type="spellEnd"/>
             <w:r>
               <w:rPr>
-                <w:rFonts w:ascii="Arial" w:eastAsia="Arial" w:hAnsi="Arial" w:cs="Arial"/>
+                <w:rFonts w:ascii="Arial" w:hAnsi="Arial" w:cs="Arial" w:eastAsia="Arial"/>
                 <w:b/>
                 <w:sz w:val="21"/>
               </w:rPr>
@@ -1450,16 +1450,16 @@
             <w:proofErr w:type="spellStart"/>
             <w:r>
               <w:rPr>
-                <w:rFonts w:ascii="Arial" w:eastAsia="Arial" w:hAnsi="Arial" w:cs="Arial"/>
-                <w:sz w:val="19"/>
+                <w:rFonts w:ascii="Arial" w:hAnsi="Arial" w:cs="Arial" w:eastAsia="Arial"/>
+                <w:sz w:val="21"/>
               </w:rPr>
               <w:t>CloudFuze</w:t>
             </w:r>
             <w:proofErr w:type="spellEnd"/>
             <w:r>
               <w:rPr>
-                <w:rFonts w:ascii="Arial" w:eastAsia="Arial" w:hAnsi="Arial" w:cs="Arial"/>
-                <w:sz w:val="19"/>
+                <w:rFonts w:ascii="Arial" w:hAnsi="Arial" w:cs="Arial" w:eastAsia="Arial"/>
+                <w:sz w:val="21"/>
               </w:rPr>
               <w:t xml:space="preserve"> ensures the seamless migration of the data from the source cloud to destination, preserving the accuracy and integrity of the data structure.</w:t>
             </w:r>
@@ -1486,7 +1486,7 @@
             </w:pPr>
             <w:r>
               <w:rPr>
-                <w:rFonts w:ascii="Arial" w:eastAsia="Arial" w:hAnsi="Arial" w:cs="Arial"/>
+                <w:rFonts w:ascii="Arial" w:hAnsi="Arial" w:cs="Arial" w:eastAsia="Arial"/>
                 <w:b/>
                 <w:sz w:val="21"/>
               </w:rPr>
@@ -1507,7 +1507,7 @@
           <w:p>
             <w:r>
               <w:rPr>
-                <w:rFonts w:ascii="Arial" w:eastAsia="Arial" w:hAnsi="Arial" w:cs="Arial"/>
+                <w:rFonts w:ascii="Arial" w:hAnsi="Arial" w:cs="Arial" w:eastAsia="Arial"/>
                 <w:sz w:val="21"/>
               </w:rPr>
               <w:t>Migration of selective versions of files from source to destination. If we opt for five, the last five versions will get migrates to the destination.</w:t>
@@ -1535,7 +1535,7 @@
             </w:pPr>
             <w:r>
               <w:rPr>
-                <w:rFonts w:ascii="Arial" w:eastAsia="Arial" w:hAnsi="Arial" w:cs="Arial"/>
+                <w:rFonts w:ascii="Arial" w:hAnsi="Arial" w:cs="Arial" w:eastAsia="Arial"/>
                 <w:b/>
                 <w:sz w:val="21"/>
               </w:rPr>
@@ -1557,7 +1557,7 @@
             <w:proofErr w:type="spellStart"/>
             <w:r>
               <w:rPr>
-                <w:rFonts w:ascii="Arial" w:eastAsia="Arial" w:hAnsi="Arial" w:cs="Arial"/>
+                <w:rFonts w:ascii="Arial" w:hAnsi="Arial" w:cs="Arial" w:eastAsia="Arial"/>
                 <w:sz w:val="21"/>
               </w:rPr>
               <w:t>CloudFuze</w:t>
@@ -1565,7 +1565,7 @@
             <w:proofErr w:type="spellEnd"/>
             <w:r>
               <w:rPr>
-                <w:rFonts w:ascii="Arial" w:eastAsia="Arial" w:hAnsi="Arial" w:cs="Arial"/>
+                <w:rFonts w:ascii="Arial" w:hAnsi="Arial" w:cs="Arial" w:eastAsia="Arial"/>
                 <w:sz w:val="21"/>
               </w:rPr>
               <w:t xml:space="preserve"> preserves all root folder permissions along with access levels.</w:t>
@@ -1593,7 +1593,7 @@
             </w:pPr>
             <w:r>
               <w:rPr>
-                <w:rFonts w:ascii="Arial" w:eastAsia="Arial" w:hAnsi="Arial" w:cs="Arial"/>
+                <w:rFonts w:ascii="Arial" w:hAnsi="Arial" w:cs="Arial" w:eastAsia="Arial"/>
                 <w:b/>
                 <w:sz w:val="21"/>
               </w:rPr>
@@ -1615,7 +1615,7 @@
             <w:proofErr w:type="spellStart"/>
             <w:r>
               <w:rPr>
-                <w:rFonts w:ascii="Arial" w:eastAsia="Arial" w:hAnsi="Arial" w:cs="Arial"/>
+                <w:rFonts w:ascii="Arial" w:hAnsi="Arial" w:cs="Arial" w:eastAsia="Arial"/>
                 <w:sz w:val="21"/>
               </w:rPr>
               <w:t>CloudFuze</w:t>
@@ -1623,7 +1623,7 @@
             <w:proofErr w:type="spellEnd"/>
             <w:r>
               <w:rPr>
-                <w:rFonts w:ascii="Arial" w:eastAsia="Arial" w:hAnsi="Arial" w:cs="Arial"/>
+                <w:rFonts w:ascii="Arial" w:hAnsi="Arial" w:cs="Arial" w:eastAsia="Arial"/>
                 <w:sz w:val="21"/>
               </w:rPr>
               <w:t xml:space="preserve"> preserves all subfolder permissions along with access levels.</w:t>
@@ -1651,7 +1651,7 @@
             </w:pPr>
             <w:r>
               <w:rPr>
-                <w:rFonts w:ascii="Arial" w:eastAsia="Arial" w:hAnsi="Arial" w:cs="Arial"/>
+                <w:rFonts w:ascii="Arial" w:hAnsi="Arial" w:cs="Arial" w:eastAsia="Arial"/>
                 <w:b/>
                 <w:sz w:val="21"/>
               </w:rPr>
@@ -1673,7 +1673,7 @@
             <w:proofErr w:type="spellStart"/>
             <w:r>
               <w:rPr>
-                <w:rFonts w:ascii="Arial" w:eastAsia="Arial" w:hAnsi="Arial" w:cs="Arial"/>
+                <w:rFonts w:ascii="Arial" w:hAnsi="Arial" w:cs="Arial" w:eastAsia="Arial"/>
                 <w:sz w:val="21"/>
               </w:rPr>
               <w:t>CloudFuze</w:t>
@@ -1681,7 +1681,7 @@
             <w:proofErr w:type="spellEnd"/>
             <w:r>
               <w:rPr>
-                <w:rFonts w:ascii="Arial" w:eastAsia="Arial" w:hAnsi="Arial" w:cs="Arial"/>
+                <w:rFonts w:ascii="Arial" w:hAnsi="Arial" w:cs="Arial" w:eastAsia="Arial"/>
                 <w:sz w:val="21"/>
               </w:rPr>
               <w:t xml:space="preserve"> preserves all Root file permissions along with access levels.</w:t>
@@ -1709,7 +1709,7 @@
             </w:pPr>
             <w:r>
               <w:rPr>
-                <w:rFonts w:ascii="Arial" w:eastAsia="Arial" w:hAnsi="Arial" w:cs="Arial"/>
+                <w:rFonts w:ascii="Arial" w:hAnsi="Arial" w:cs="Arial" w:eastAsia="Arial"/>
                 <w:b/>
                 <w:sz w:val="21"/>
               </w:rPr>
@@ -1731,7 +1731,7 @@
             <w:proofErr w:type="spellStart"/>
             <w:r>
               <w:rPr>
-                <w:rFonts w:ascii="Arial" w:eastAsia="Arial" w:hAnsi="Arial" w:cs="Arial"/>
+                <w:rFonts w:ascii="Arial" w:hAnsi="Arial" w:cs="Arial" w:eastAsia="Arial"/>
                 <w:sz w:val="21"/>
               </w:rPr>
               <w:t>CloudFuze</w:t>
@@ -1739,7 +1739,7 @@
             <w:proofErr w:type="spellEnd"/>
             <w:r>
               <w:rPr>
-                <w:rFonts w:ascii="Arial" w:eastAsia="Arial" w:hAnsi="Arial" w:cs="Arial"/>
+                <w:rFonts w:ascii="Arial" w:hAnsi="Arial" w:cs="Arial" w:eastAsia="Arial"/>
                 <w:sz w:val="21"/>
               </w:rPr>
               <w:t xml:space="preserve"> preserves all inner file permissions along with access levels.</w:t>
@@ -1767,7 +1767,7 @@
             </w:pPr>
             <w:r>
               <w:rPr>
-                <w:rFonts w:ascii="Arial" w:eastAsia="Arial" w:hAnsi="Arial" w:cs="Arial"/>
+                <w:rFonts w:ascii="Arial" w:hAnsi="Arial" w:cs="Arial" w:eastAsia="Arial"/>
                 <w:b/>
                 <w:sz w:val="21"/>
               </w:rPr>
@@ -1789,7 +1789,7 @@
             <w:proofErr w:type="spellStart"/>
             <w:r>
               <w:rPr>
-                <w:rFonts w:ascii="Arial" w:eastAsia="Arial" w:hAnsi="Arial" w:cs="Arial"/>
+                <w:rFonts w:ascii="Arial" w:hAnsi="Arial" w:cs="Arial" w:eastAsia="Arial"/>
                 <w:sz w:val="21"/>
               </w:rPr>
               <w:t>CloudFuze</w:t>
@@ -1797,7 +1797,7 @@
             <w:proofErr w:type="spellEnd"/>
             <w:r>
               <w:rPr>
-                <w:rFonts w:ascii="Arial" w:eastAsia="Arial" w:hAnsi="Arial" w:cs="Arial"/>
+                <w:rFonts w:ascii="Arial" w:hAnsi="Arial" w:cs="Arial" w:eastAsia="Arial"/>
                 <w:sz w:val="21"/>
               </w:rPr>
               <w:t xml:space="preserve"> can migrate external </w:t>
@@ -1805,7 +1805,7 @@
             <w:proofErr w:type="gramStart"/>
             <w:r>
               <w:rPr>
-                <w:rFonts w:ascii="Arial" w:eastAsia="Arial" w:hAnsi="Arial" w:cs="Arial"/>
+                <w:rFonts w:ascii="Arial" w:hAnsi="Arial" w:cs="Arial" w:eastAsia="Arial"/>
                 <w:sz w:val="21"/>
               </w:rPr>
               <w:t>permissions(</w:t>
@@ -1813,7 +1813,7 @@
             <w:proofErr w:type="gramEnd"/>
             <w:r>
               <w:rPr>
-                <w:rFonts w:ascii="Arial" w:eastAsia="Arial" w:hAnsi="Arial" w:cs="Arial"/>
+                <w:rFonts w:ascii="Arial" w:hAnsi="Arial" w:cs="Arial" w:eastAsia="Arial"/>
                 <w:sz w:val="21"/>
               </w:rPr>
               <w:t>Files/Folders shared with people of outside organizations) of files/folders to the destination along with access levels.</w:t>
@@ -1841,7 +1841,7 @@
             </w:pPr>
             <w:r>
               <w:rPr>
-                <w:rFonts w:ascii="Arial" w:eastAsia="Arial" w:hAnsi="Arial" w:cs="Arial"/>
+                <w:rFonts w:ascii="Arial" w:hAnsi="Arial" w:cs="Arial" w:eastAsia="Arial"/>
                 <w:b/>
                 <w:sz w:val="21"/>
               </w:rPr>
@@ -1862,7 +1862,7 @@
           <w:p>
             <w:r>
               <w:rPr>
-                <w:rFonts w:ascii="Arial" w:eastAsia="Arial" w:hAnsi="Arial" w:cs="Arial"/>
+                <w:rFonts w:ascii="Arial" w:hAnsi="Arial" w:cs="Arial" w:eastAsia="Arial"/>
                 <w:sz w:val="21"/>
               </w:rPr>
               <w:t>Migration of incremental changes made in source during the onetime migration.</w:t>
@@ -1890,7 +1890,7 @@
             </w:pPr>
             <w:r>
               <w:rPr>
-                <w:rFonts w:ascii="Arial" w:eastAsia="Arial" w:hAnsi="Arial" w:cs="Arial"/>
+                <w:rFonts w:ascii="Arial" w:hAnsi="Arial" w:cs="Arial" w:eastAsia="Arial"/>
                 <w:b/>
                 <w:sz w:val="21"/>
               </w:rPr>
@@ -1912,7 +1912,7 @@
             <w:proofErr w:type="spellStart"/>
             <w:r>
               <w:rPr>
-                <w:rFonts w:ascii="Arial" w:eastAsia="Arial" w:hAnsi="Arial" w:cs="Arial"/>
+                <w:rFonts w:ascii="Arial" w:hAnsi="Arial" w:cs="Arial" w:eastAsia="Arial"/>
                 <w:sz w:val="21"/>
               </w:rPr>
               <w:t>CloudFuze</w:t>
@@ -1920,7 +1920,7 @@
             <w:proofErr w:type="spellEnd"/>
             <w:r>
               <w:rPr>
-                <w:rFonts w:ascii="Arial" w:eastAsia="Arial" w:hAnsi="Arial" w:cs="Arial"/>
+                <w:rFonts w:ascii="Arial" w:hAnsi="Arial" w:cs="Arial" w:eastAsia="Arial"/>
                 <w:sz w:val="21"/>
               </w:rPr>
               <w:t xml:space="preserve"> migrates all shared links from source to destination and maintains the type of links.</w:t>
@@ -1948,7 +1948,7 @@
             </w:pPr>
             <w:r>
               <w:rPr>
-                <w:rFonts w:ascii="Arial" w:eastAsia="Arial" w:hAnsi="Arial" w:cs="Arial"/>
+                <w:rFonts w:ascii="Arial" w:hAnsi="Arial" w:cs="Arial" w:eastAsia="Arial"/>
                 <w:b/>
                 <w:sz w:val="21"/>
               </w:rPr>
@@ -1969,7 +1969,7 @@
           <w:p>
             <w:r>
               <w:rPr>
-                <w:rFonts w:ascii="Arial" w:eastAsia="Arial" w:hAnsi="Arial" w:cs="Arial"/>
+                <w:rFonts w:ascii="Arial" w:hAnsi="Arial" w:cs="Arial" w:eastAsia="Arial"/>
                 <w:sz w:val="21"/>
               </w:rPr>
               <w:t>Maintaining the original timestamps, including creation and modification dates and times, when transferring data to the destination cloud</w:t>
@@ -1997,7 +1997,7 @@
             </w:pPr>
             <w:r>
               <w:rPr>
-                <w:rFonts w:ascii="Arial" w:eastAsia="Arial" w:hAnsi="Arial" w:cs="Arial"/>
+                <w:rFonts w:ascii="Arial" w:hAnsi="Arial" w:cs="Arial" w:eastAsia="Arial"/>
                 <w:b/>
                 <w:sz w:val="21"/>
               </w:rPr>
@@ -2018,7 +2018,7 @@
           <w:p>
             <w:r>
               <w:rPr>
-                <w:rFonts w:ascii="Arial" w:eastAsia="Arial" w:hAnsi="Arial" w:cs="Arial"/>
+                <w:rFonts w:ascii="Arial" w:hAnsi="Arial" w:cs="Arial" w:eastAsia="Arial"/>
                 <w:sz w:val="21"/>
               </w:rPr>
               <w:t>Inline file comments of the box will be migrated to the destination cloud. All the file comments will preserve in the CSV formatted file in the destination.</w:t>
@@ -2046,7 +2046,7 @@
             </w:pPr>
             <w:r>
               <w:rPr>
-                <w:rFonts w:ascii="Arial" w:eastAsia="Arial" w:hAnsi="Arial" w:cs="Arial"/>
+                <w:rFonts w:ascii="Arial" w:hAnsi="Arial" w:cs="Arial" w:eastAsia="Arial"/>
                 <w:b/>
                 <w:sz w:val="21"/>
               </w:rPr>
@@ -2067,7 +2067,7 @@
           <w:p>
             <w:r>
               <w:rPr>
-                <w:rFonts w:ascii="Arial" w:eastAsia="Arial" w:hAnsi="Arial" w:cs="Arial"/>
+                <w:rFonts w:ascii="Arial" w:hAnsi="Arial" w:cs="Arial" w:eastAsia="Arial"/>
                 <w:sz w:val="21"/>
               </w:rPr>
               <w:t>If the destination cloud has a long folder path limitation, the system automatically adjusts the destination's path as per the limitation.</w:t>
@@ -2095,7 +2095,7 @@
             </w:pPr>
             <w:r>
               <w:rPr>
-                <w:rFonts w:ascii="Arial" w:eastAsia="Arial" w:hAnsi="Arial" w:cs="Arial"/>
+                <w:rFonts w:ascii="Arial" w:hAnsi="Arial" w:cs="Arial" w:eastAsia="Arial"/>
                 <w:b/>
                 <w:sz w:val="21"/>
               </w:rPr>
@@ -2116,7 +2116,7 @@
           <w:p>
             <w:r>
               <w:rPr>
-                <w:rFonts w:ascii="Arial" w:eastAsia="Arial" w:hAnsi="Arial" w:cs="Arial"/>
+                <w:rFonts w:ascii="Arial" w:hAnsi="Arial" w:cs="Arial" w:eastAsia="Arial"/>
                 <w:sz w:val="21"/>
               </w:rPr>
               <w:t>Special characters not supported by the destination cloud will be automatically replaced with underscores (_) or hyphens (-). This ensures that the integrity of the data is maintained during the migration process.</w:t>
@@ -2144,7 +2144,7 @@
             </w:pPr>
             <w:r>
               <w:rPr>
-                <w:rFonts w:ascii="Arial" w:eastAsia="Arial" w:hAnsi="Arial" w:cs="Arial"/>
+                <w:rFonts w:ascii="Arial" w:hAnsi="Arial" w:cs="Arial" w:eastAsia="Arial"/>
                 <w:b/>
                 <w:sz w:val="21"/>
               </w:rPr>
@@ -2165,7 +2165,7 @@
           <w:p>
             <w:r>
               <w:rPr>
-                <w:rFonts w:ascii="Arial" w:eastAsia="Arial" w:hAnsi="Arial" w:cs="Arial"/>
+                <w:rFonts w:ascii="Arial" w:hAnsi="Arial" w:cs="Arial" w:eastAsia="Arial"/>
                 <w:sz w:val="21"/>
               </w:rPr>
               <w:t>The system retains the addresses of links present within a file, which point to other files in the cloud. These links' addresses will be transformed into appropriate destination formats during Migration.</w:t>
@@ -2193,7 +2193,7 @@
             </w:pPr>
             <w:r>
               <w:rPr>
-                <w:rFonts w:ascii="Arial" w:eastAsia="Arial" w:hAnsi="Arial" w:cs="Arial"/>
+                <w:rFonts w:ascii="Arial" w:hAnsi="Arial" w:cs="Arial" w:eastAsia="Arial"/>
                 <w:b/>
                 <w:sz w:val="21"/>
               </w:rPr>
@@ -2215,7 +2215,7 @@
           <w:p>
             <w:r>
               <w:rPr>
-                <w:rFonts w:ascii="Arial" w:eastAsia="Arial" w:hAnsi="Arial" w:cs="Arial"/>
+                <w:rFonts w:ascii="Arial" w:hAnsi="Arial" w:cs="Arial" w:eastAsia="Arial"/>
                 <w:sz w:val="21"/>
               </w:rPr>
               <w:t>The system will automatically prevent the generation of email notifications for collaborations on folders/files originating from the destination cloud.</w:t>
@@ -2243,7 +2243,7 @@
             </w:pPr>
             <w:r>
               <w:rPr>
-                <w:rFonts w:ascii="Arial" w:eastAsia="Arial" w:hAnsi="Arial" w:cs="Arial"/>
+                <w:rFonts w:ascii="Arial" w:hAnsi="Arial" w:cs="Arial" w:eastAsia="Arial"/>
                 <w:b/>
                 <w:sz w:val="21"/>
               </w:rPr>
@@ -2264,7 +2264,7 @@
           <w:p>
             <w:r>
               <w:rPr>
-                <w:rFonts w:ascii="Arial" w:eastAsia="Arial" w:hAnsi="Arial" w:cs="Arial"/>
+                <w:rFonts w:ascii="Arial" w:hAnsi="Arial" w:cs="Arial" w:eastAsia="Arial"/>
                 <w:sz w:val="21"/>
               </w:rPr>
               <w:t xml:space="preserve">Migration of Box Notes files in the .DOCX format to the destination cloud. </w:t>
@@ -2292,7 +2292,7 @@
             </w:pPr>
             <w:r>
               <w:rPr>
-                <w:rFonts w:ascii="Arial" w:eastAsia="Arial" w:hAnsi="Arial" w:cs="Arial"/>
+                <w:rFonts w:ascii="Arial" w:hAnsi="Arial" w:cs="Arial" w:eastAsia="Arial"/>
                 <w:b/>
                 <w:sz w:val="21"/>
               </w:rPr>
@@ -2313,7 +2313,7 @@
           <w:p>
             <w:r>
               <w:rPr>
-                <w:rFonts w:ascii="Arial" w:eastAsia="Arial" w:hAnsi="Arial" w:cs="Arial"/>
+                <w:rFonts w:ascii="Arial" w:hAnsi="Arial" w:cs="Arial" w:eastAsia="Arial"/>
                 <w:sz w:val="21"/>
               </w:rPr>
               <w:t>While doing migration if any file or folder went into error, our system retries automatically</w:t>
@@ -2337,10 +2337,10 @@
   <w:docDefaults>
     <w:rPrDefault>
       <w:rPr>
-        <w:rFonts w:asciiTheme="minorHAnsi" w:eastAsiaTheme="minorEastAsia" w:hAnsiTheme="minorHAnsi" w:cstheme="minorBidi"/>
+        <w:rFonts w:ascii="Arial" w:hAnsi="Arial" w:cs="Arial" w:eastAsia="Arial"/>
         <w:kern w:val="2"/>
-        <w:sz w:val="24"/>
-        <w:szCs w:val="24"/>
+        <w:sz w:val="21"/>
+        <w:szCs w:val="21"/>
         <w:lang w:val="en-IN" w:eastAsia="en-IN" w:bidi="ar-SA"/>
         <w14:ligatures w14:val="standardContextual"/>
       </w:rPr>
@@ -2736,9 +2736,9 @@
       <w:spacing w:line="259" w:lineRule="auto"/>
     </w:pPr>
     <w:rPr>
-      <w:rFonts w:ascii="Calibri" w:eastAsia="Calibri" w:hAnsi="Calibri" w:cs="Calibri"/>
+      <w:rFonts w:ascii="Arial" w:hAnsi="Arial" w:cs="Arial" w:eastAsia="Arial"/>
       <w:color w:val="000000"/>
-      <w:sz w:val="22"/>
+      <w:sz w:val="21"/>
     </w:rPr>
   </w:style>
   <w:style w:type="character" w:default="1" w:styleId="DefaultParagraphFont">
